--- a/Documents/GDD.docx
+++ b/Documents/GDD.docx
@@ -17,15 +17,7 @@
           <w:b/>
           <w:bCs/>
         </w:rPr>
-        <w:t xml:space="preserve">HERMES </w:t>
-      </w:r>
-      <w:r>
-        <w:rPr>
-          <w:rFonts w:ascii="Arial Nova" w:hAnsi="Arial Nova"/>
-          <w:b/>
-          <w:bCs/>
-        </w:rPr>
-        <w:t>GAME DESIGN DOCUMENT</w:t>
+        <w:t>HERMES GAME DESIGN DOCUMENT</w:t>
       </w:r>
     </w:p>
     <w:p>
@@ -1245,15 +1237,13 @@
           <w:rFonts w:ascii="Arial Nova" w:hAnsi="Arial Nova"/>
           <w:b/>
           <w:bCs/>
-          <w:noProof/>
-        </w:rPr>
-      </w:pPr>
-      <w:r>
-        <w:rPr>
-          <w:rFonts w:ascii="Arial Nova" w:hAnsi="Arial Nova"/>
-          <w:b/>
-          <w:bCs/>
-          <w:noProof/>
+        </w:rPr>
+      </w:pPr>
+      <w:r>
+        <w:rPr>
+          <w:rFonts w:ascii="Arial Nova" w:hAnsi="Arial Nova"/>
+          <w:b/>
+          <w:bCs/>
         </w:rPr>
         <w:lastRenderedPageBreak/>
         <w:t>Sevval’s Work in the 2nd Term</w:t>
@@ -1265,15 +1255,13 @@
           <w:rFonts w:ascii="Arial Nova" w:hAnsi="Arial Nova"/>
           <w:b/>
           <w:bCs/>
-          <w:noProof/>
-        </w:rPr>
-      </w:pPr>
-      <w:r>
-        <w:rPr>
-          <w:rFonts w:ascii="Arial Nova" w:hAnsi="Arial Nova"/>
-          <w:b/>
-          <w:bCs/>
-          <w:noProof/>
+        </w:rPr>
+      </w:pPr>
+      <w:r>
+        <w:rPr>
+          <w:rFonts w:ascii="Arial Nova" w:hAnsi="Arial Nova"/>
+          <w:b/>
+          <w:bCs/>
         </w:rPr>
         <w:t>Şevval (2D &amp; 3D Designer):</w:t>
       </w:r>
@@ -1287,13 +1275,11 @@
         <w:spacing w:line="278" w:lineRule="auto"/>
         <w:rPr>
           <w:rFonts w:ascii="Arial Nova" w:hAnsi="Arial Nova"/>
-          <w:noProof/>
-        </w:rPr>
-      </w:pPr>
-      <w:r>
-        <w:rPr>
-          <w:rFonts w:ascii="Arial Nova" w:hAnsi="Arial Nova"/>
-          <w:noProof/>
+        </w:rPr>
+      </w:pPr>
+      <w:r>
+        <w:rPr>
+          <w:rFonts w:ascii="Arial Nova" w:hAnsi="Arial Nova"/>
         </w:rPr>
         <w:t xml:space="preserve">Designed village and town assets with a focus on wood, in both 3D and 2D formats. </w:t>
       </w:r>
@@ -1307,13 +1293,11 @@
         <w:spacing w:line="278" w:lineRule="auto"/>
         <w:rPr>
           <w:rFonts w:ascii="Arial Nova" w:hAnsi="Arial Nova"/>
-          <w:noProof/>
-        </w:rPr>
-      </w:pPr>
-      <w:r>
-        <w:rPr>
-          <w:rFonts w:ascii="Arial Nova" w:hAnsi="Arial Nova"/>
-          <w:noProof/>
+        </w:rPr>
+      </w:pPr>
+      <w:r>
+        <w:rPr>
+          <w:rFonts w:ascii="Arial Nova" w:hAnsi="Arial Nova"/>
         </w:rPr>
         <w:t>Created modular assets for houses, market stalls, and environmental props to allow flexible use in the game.</w:t>
       </w:r>
@@ -1322,13 +1306,11 @@
       <w:pPr>
         <w:rPr>
           <w:rFonts w:ascii="Arial Nova" w:hAnsi="Arial Nova"/>
-          <w:noProof/>
-        </w:rPr>
-      </w:pPr>
-      <w:r>
-        <w:rPr>
-          <w:rFonts w:ascii="Arial Nova" w:hAnsi="Arial Nova"/>
-          <w:noProof/>
+        </w:rPr>
+      </w:pPr>
+      <w:r>
+        <w:rPr>
+          <w:rFonts w:ascii="Arial Nova" w:hAnsi="Arial Nova"/>
         </w:rPr>
         <w:drawing>
           <wp:inline distT="0" distB="0" distL="0" distR="0" wp14:anchorId="5FA22E4F" wp14:editId="6BD77885">
@@ -1382,14 +1364,12 @@
       <w:r>
         <w:rPr>
           <w:rFonts w:ascii="Arial Nova" w:hAnsi="Arial Nova"/>
-          <w:noProof/>
         </w:rPr>
         <w:t xml:space="preserve"> </w:t>
       </w:r>
       <w:r>
         <w:rPr>
           <w:rFonts w:ascii="Arial Nova" w:hAnsi="Arial Nova"/>
-          <w:noProof/>
         </w:rPr>
         <w:drawing>
           <wp:inline distT="0" distB="0" distL="0" distR="0" wp14:anchorId="44376EC4" wp14:editId="1DA13723">
@@ -1443,7 +1423,6 @@
       <w:r>
         <w:rPr>
           <w:rFonts w:ascii="Arial Nova" w:hAnsi="Arial Nova"/>
-          <w:noProof/>
         </w:rPr>
         <w:drawing>
           <wp:inline distT="0" distB="0" distL="0" distR="0" wp14:anchorId="4CCCFCB3" wp14:editId="6F0747B3">
@@ -1497,14 +1476,12 @@
       <w:r>
         <w:rPr>
           <w:rFonts w:ascii="Arial Nova" w:hAnsi="Arial Nova"/>
-          <w:noProof/>
         </w:rPr>
         <w:t xml:space="preserve"> </w:t>
       </w:r>
       <w:r>
         <w:rPr>
           <w:rFonts w:ascii="Arial Nova" w:hAnsi="Arial Nova"/>
-          <w:noProof/>
         </w:rPr>
         <w:drawing>
           <wp:inline distT="0" distB="0" distL="0" distR="0" wp14:anchorId="055694B8" wp14:editId="6593FF87">
@@ -1565,13 +1542,11 @@
         <w:spacing w:line="278" w:lineRule="auto"/>
         <w:rPr>
           <w:rFonts w:ascii="Arial Nova" w:hAnsi="Arial Nova" w:cstheme="majorHAnsi"/>
-          <w:noProof/>
         </w:rPr>
       </w:pPr>
       <w:r>
         <w:rPr>
           <w:rFonts w:ascii="Arial Nova" w:hAnsi="Arial Nova" w:cstheme="majorHAnsi"/>
-          <w:noProof/>
         </w:rPr>
         <w:t xml:space="preserve">Adapted the 3D map we created into a 2D version, preserving depth, perspective, and spatial relationships while simplifying the scene for better readability. </w:t>
       </w:r>
@@ -1580,13 +1555,11 @@
       <w:pPr>
         <w:rPr>
           <w:rFonts w:ascii="Arial Nova" w:hAnsi="Arial Nova"/>
-          <w:noProof/>
-        </w:rPr>
-      </w:pPr>
-      <w:r>
-        <w:rPr>
-          <w:rFonts w:ascii="Arial Nova" w:hAnsi="Arial Nova"/>
-          <w:noProof/>
+        </w:rPr>
+      </w:pPr>
+      <w:r>
+        <w:rPr>
+          <w:rFonts w:ascii="Arial Nova" w:hAnsi="Arial Nova"/>
         </w:rPr>
         <w:drawing>
           <wp:inline distT="0" distB="0" distL="0" distR="0" wp14:anchorId="79BED015" wp14:editId="2841A101">
@@ -1640,17 +1613,15 @@
       <w:r>
         <w:rPr>
           <w:rFonts w:ascii="Arial Nova" w:hAnsi="Arial Nova"/>
-          <w:noProof/>
         </w:rPr>
         <w:t xml:space="preserve"> </w:t>
       </w:r>
       <w:r>
         <w:rPr>
           <w:rFonts w:ascii="Arial Nova" w:hAnsi="Arial Nova"/>
-          <w:noProof/>
         </w:rPr>
         <w:drawing>
-          <wp:inline distT="0" distB="0" distL="0" distR="0" wp14:anchorId="78CA6213" wp14:editId="40CB428D">
+          <wp:inline distT="0" distB="0" distL="0" distR="0" wp14:anchorId="78CA6213" wp14:editId="08A50C3E">
             <wp:extent cx="2935785" cy="1651379"/>
             <wp:effectExtent l="0" t="0" r="0" b="6350"/>
             <wp:docPr id="781465104" name="Picture 6"/>
@@ -1708,13 +1679,11 @@
         <w:spacing w:line="278" w:lineRule="auto"/>
         <w:rPr>
           <w:rFonts w:ascii="Arial Nova" w:hAnsi="Arial Nova"/>
-          <w:noProof/>
-        </w:rPr>
-      </w:pPr>
-      <w:r>
-        <w:rPr>
-          <w:rFonts w:ascii="Arial Nova" w:hAnsi="Arial Nova"/>
-          <w:noProof/>
+        </w:rPr>
+      </w:pPr>
+      <w:r>
+        <w:rPr>
+          <w:rFonts w:ascii="Arial Nova" w:hAnsi="Arial Nova"/>
         </w:rPr>
         <w:t xml:space="preserve">Refined the 2D characters I personally designed, enhancing their poses, expressions, and outfit details. </w:t>
       </w:r>
@@ -1728,13 +1697,11 @@
         <w:spacing w:line="278" w:lineRule="auto"/>
         <w:rPr>
           <w:rFonts w:ascii="Arial Nova" w:hAnsi="Arial Nova"/>
-          <w:noProof/>
-        </w:rPr>
-      </w:pPr>
-      <w:r>
-        <w:rPr>
-          <w:rFonts w:ascii="Arial Nova" w:hAnsi="Arial Nova"/>
-          <w:noProof/>
+        </w:rPr>
+      </w:pPr>
+      <w:r>
+        <w:rPr>
+          <w:rFonts w:ascii="Arial Nova" w:hAnsi="Arial Nova"/>
         </w:rPr>
         <w:t xml:space="preserve">Detailed the designs of Hermes and other NPCs. </w:t>
       </w:r>
@@ -1748,13 +1715,11 @@
         <w:spacing w:line="278" w:lineRule="auto"/>
         <w:rPr>
           <w:rFonts w:ascii="Arial Nova" w:hAnsi="Arial Nova"/>
-          <w:noProof/>
-        </w:rPr>
-      </w:pPr>
-      <w:r>
-        <w:rPr>
-          <w:rFonts w:ascii="Arial Nova" w:hAnsi="Arial Nova"/>
-          <w:noProof/>
+        </w:rPr>
+      </w:pPr>
+      <w:r>
+        <w:rPr>
+          <w:rFonts w:ascii="Arial Nova" w:hAnsi="Arial Nova"/>
         </w:rPr>
         <w:t xml:space="preserve">Added small animations to the UI for characters, such as click and selection effects. </w:t>
       </w:r>
@@ -1763,13 +1728,11 @@
       <w:pPr>
         <w:rPr>
           <w:rFonts w:ascii="Arial Nova" w:hAnsi="Arial Nova"/>
-          <w:noProof/>
-        </w:rPr>
-      </w:pPr>
-      <w:r>
-        <w:rPr>
-          <w:rFonts w:ascii="Arial Nova" w:hAnsi="Arial Nova"/>
-          <w:noProof/>
+        </w:rPr>
+      </w:pPr>
+      <w:r>
+        <w:rPr>
+          <w:rFonts w:ascii="Arial Nova" w:hAnsi="Arial Nova"/>
         </w:rPr>
         <w:lastRenderedPageBreak/>
         <w:drawing>
@@ -1817,7 +1780,6 @@
       <w:r>
         <w:rPr>
           <w:rFonts w:ascii="Arial Nova" w:hAnsi="Arial Nova"/>
-          <w:noProof/>
         </w:rPr>
         <w:drawing>
           <wp:inline distT="0" distB="0" distL="0" distR="0" wp14:anchorId="7713E692" wp14:editId="51817203">
@@ -1864,7 +1826,6 @@
       <w:r>
         <w:rPr>
           <w:rFonts w:ascii="Arial Nova" w:hAnsi="Arial Nova"/>
-          <w:noProof/>
         </w:rPr>
         <w:drawing>
           <wp:inline distT="0" distB="0" distL="0" distR="0" wp14:anchorId="6DFFCA68" wp14:editId="0904F883">
@@ -1911,7 +1872,6 @@
       <w:r>
         <w:rPr>
           <w:rFonts w:ascii="Arial Nova" w:hAnsi="Arial Nova"/>
-          <w:noProof/>
         </w:rPr>
         <w:drawing>
           <wp:inline distT="0" distB="0" distL="0" distR="0" wp14:anchorId="1EBE6F77" wp14:editId="0AC6F2B6">
@@ -1963,6 +1923,531 @@
         </w:rPr>
       </w:pPr>
     </w:p>
+    <w:p>
+      <w:pPr>
+        <w:rPr>
+          <w:rFonts w:ascii="Arial Nova" w:hAnsi="Arial Nova"/>
+        </w:rPr>
+      </w:pPr>
+    </w:p>
+    <w:p>
+      <w:pPr>
+        <w:rPr>
+          <w:rFonts w:ascii="Arial Nova" w:hAnsi="Arial Nova"/>
+        </w:rPr>
+      </w:pPr>
+    </w:p>
+    <w:p>
+      <w:pPr>
+        <w:rPr>
+          <w:rFonts w:ascii="Arial Nova" w:hAnsi="Arial Nova"/>
+        </w:rPr>
+      </w:pPr>
+    </w:p>
+    <w:p>
+      <w:pPr>
+        <w:rPr>
+          <w:rFonts w:ascii="Arial Nova" w:hAnsi="Arial Nova"/>
+        </w:rPr>
+      </w:pPr>
+    </w:p>
+    <w:p>
+      <w:pPr>
+        <w:rPr>
+          <w:rFonts w:ascii="Arial Nova" w:hAnsi="Arial Nova"/>
+        </w:rPr>
+      </w:pPr>
+    </w:p>
+    <w:p>
+      <w:pPr>
+        <w:rPr>
+          <w:rFonts w:ascii="Arial Nova" w:hAnsi="Arial Nova"/>
+        </w:rPr>
+      </w:pPr>
+    </w:p>
+    <w:p>
+      <w:pPr>
+        <w:rPr>
+          <w:rFonts w:ascii="Arial Nova" w:hAnsi="Arial Nova"/>
+        </w:rPr>
+      </w:pPr>
+    </w:p>
+    <w:p>
+      <w:pPr>
+        <w:rPr>
+          <w:rFonts w:ascii="Arial Nova" w:hAnsi="Arial Nova"/>
+        </w:rPr>
+      </w:pPr>
+    </w:p>
+    <w:p>
+      <w:pPr>
+        <w:rPr>
+          <w:rFonts w:ascii="Arial Nova" w:hAnsi="Arial Nova"/>
+        </w:rPr>
+      </w:pPr>
+    </w:p>
+    <w:p>
+      <w:pPr>
+        <w:rPr>
+          <w:rFonts w:ascii="Arial Nova" w:hAnsi="Arial Nova"/>
+        </w:rPr>
+      </w:pPr>
+    </w:p>
+    <w:p>
+      <w:pPr>
+        <w:rPr>
+          <w:rFonts w:ascii="Arial Nova" w:hAnsi="Arial Nova"/>
+        </w:rPr>
+      </w:pPr>
+    </w:p>
+    <w:p>
+      <w:pPr>
+        <w:rPr>
+          <w:rFonts w:ascii="Arial Nova" w:hAnsi="Arial Nova"/>
+        </w:rPr>
+      </w:pPr>
+    </w:p>
+    <w:p>
+      <w:pPr>
+        <w:rPr>
+          <w:rFonts w:ascii="Arial Nova" w:hAnsi="Arial Nova"/>
+        </w:rPr>
+      </w:pPr>
+    </w:p>
+    <w:p>
+      <w:pPr>
+        <w:rPr>
+          <w:rFonts w:ascii="Arial Nova" w:hAnsi="Arial Nova"/>
+        </w:rPr>
+      </w:pPr>
+    </w:p>
+    <w:p>
+      <w:pPr>
+        <w:rPr>
+          <w:rFonts w:ascii="Arial Nova" w:hAnsi="Arial Nova"/>
+        </w:rPr>
+      </w:pPr>
+    </w:p>
+    <w:p>
+      <w:pPr>
+        <w:rPr>
+          <w:rFonts w:ascii="Arial Nova" w:hAnsi="Arial Nova"/>
+        </w:rPr>
+      </w:pPr>
+    </w:p>
+    <w:p>
+      <w:pPr>
+        <w:rPr>
+          <w:rFonts w:ascii="Arial Nova" w:hAnsi="Arial Nova"/>
+          <w:b/>
+          <w:bCs/>
+        </w:rPr>
+      </w:pPr>
+      <w:r>
+        <w:rPr>
+          <w:rFonts w:ascii="Arial Nova" w:hAnsi="Arial Nova"/>
+          <w:b/>
+          <w:bCs/>
+        </w:rPr>
+        <w:lastRenderedPageBreak/>
+        <w:t>Alp’s Work in the 2nd Term</w:t>
+      </w:r>
+    </w:p>
+    <w:p>
+      <w:pPr>
+        <w:rPr>
+          <w:rFonts w:ascii="Arial Nova" w:hAnsi="Arial Nova"/>
+          <w:b/>
+          <w:bCs/>
+        </w:rPr>
+      </w:pPr>
+      <w:r>
+        <w:rPr>
+          <w:rFonts w:ascii="Arial Nova" w:hAnsi="Arial Nova"/>
+          <w:b/>
+          <w:bCs/>
+        </w:rPr>
+        <w:t>Alp (Programmer, Level Designer, VFX):</w:t>
+      </w:r>
+    </w:p>
+    <w:p>
+      <w:pPr>
+        <w:pStyle w:val="NormalWeb"/>
+        <w:numPr>
+          <w:ilvl w:val="0"/>
+          <w:numId w:val="8"/>
+        </w:numPr>
+        <w:rPr>
+          <w:rFonts w:ascii="Arial Nova" w:hAnsi="Arial Nova"/>
+          <w:lang w:val="en-US"/>
+        </w:rPr>
+      </w:pPr>
+      <w:r>
+        <w:rPr>
+          <w:rFonts w:ascii="Arial Nova" w:hAnsi="Arial Nova"/>
+          <w:lang w:val="en-US"/>
+        </w:rPr>
+        <w:t>Completed VFX development for the level design and environment, including the creation of the Flamethrower, Floating Dandelion Seeds, and Magic Circle effects.</w:t>
+      </w:r>
+    </w:p>
+    <w:p>
+      <w:pPr>
+        <w:pStyle w:val="NormalWeb"/>
+        <w:numPr>
+          <w:ilvl w:val="0"/>
+          <w:numId w:val="8"/>
+        </w:numPr>
+        <w:rPr>
+          <w:rFonts w:ascii="Arial Nova" w:hAnsi="Arial Nova"/>
+          <w:lang w:val="en-US"/>
+        </w:rPr>
+      </w:pPr>
+      <w:r>
+        <w:rPr>
+          <w:rFonts w:ascii="Arial Nova" w:hAnsi="Arial Nova"/>
+          <w:lang w:val="en-US"/>
+        </w:rPr>
+        <w:t>Designed the architectural plan and structural layout for the Minotaur’s Labyrinth section.</w:t>
+      </w:r>
+    </w:p>
+    <w:p>
+      <w:pPr>
+        <w:pStyle w:val="NormalWeb"/>
+        <w:numPr>
+          <w:ilvl w:val="0"/>
+          <w:numId w:val="8"/>
+        </w:numPr>
+        <w:rPr>
+          <w:rFonts w:ascii="Arial Nova" w:hAnsi="Arial Nova"/>
+          <w:lang w:val="en-US"/>
+        </w:rPr>
+      </w:pPr>
+      <w:r>
+        <w:rPr>
+          <w:rFonts w:ascii="Arial Nova" w:hAnsi="Arial Nova"/>
+          <w:lang w:val="en-US"/>
+        </w:rPr>
+        <w:t>Developed the Flying Bird Possess System mechanic, specifically engineered for navigation within the Minotaur’s Labyrinth.</w:t>
+      </w:r>
+    </w:p>
+    <w:p>
+      <w:pPr>
+        <w:pStyle w:val="NormalWeb"/>
+        <w:numPr>
+          <w:ilvl w:val="0"/>
+          <w:numId w:val="8"/>
+        </w:numPr>
+        <w:rPr>
+          <w:rFonts w:ascii="Arial Nova" w:hAnsi="Arial Nova"/>
+          <w:lang w:val="en-US"/>
+        </w:rPr>
+      </w:pPr>
+      <w:r>
+        <w:rPr>
+          <w:rFonts w:ascii="Arial Nova" w:hAnsi="Arial Nova"/>
+          <w:lang w:val="en-US"/>
+        </w:rPr>
+        <w:t>Executed the full migration of assets from the previous map to the new environment, ensuring all 1st-term work was successfully integrated.</w:t>
+      </w:r>
+    </w:p>
+    <w:p>
+      <w:pPr>
+        <w:pStyle w:val="NormalWeb"/>
+        <w:numPr>
+          <w:ilvl w:val="0"/>
+          <w:numId w:val="8"/>
+        </w:numPr>
+        <w:rPr>
+          <w:rFonts w:asciiTheme="minorHAnsi" w:eastAsiaTheme="minorHAnsi" w:hAnsiTheme="minorHAnsi" w:cstheme="minorBidi"/>
+          <w:kern w:val="2"/>
+          <w:lang w:val="en-US" w:eastAsia="en-US"/>
+          <w14:ligatures w14:val="standardContextual"/>
+        </w:rPr>
+      </w:pPr>
+      <w:r>
+        <w:rPr>
+          <w:rFonts w:ascii="Arial Nova" w:hAnsi="Arial Nova"/>
+          <w:lang w:val="en-US"/>
+        </w:rPr>
+        <w:t>Refined and updated all materials, colors, and effects during the transition process to maintain visual consistency and quality in the new map.</w:t>
+      </w:r>
+      <w:r>
+        <w:rPr>
+          <w:rFonts w:asciiTheme="minorHAnsi" w:eastAsiaTheme="minorHAnsi" w:hAnsiTheme="minorHAnsi" w:cstheme="minorBidi"/>
+          <w:kern w:val="2"/>
+          <w:lang w:val="en-US" w:eastAsia="en-US"/>
+          <w14:ligatures w14:val="standardContextual"/>
+        </w:rPr>
+        <w:t xml:space="preserve"> </w:t>
+      </w:r>
+    </w:p>
+    <w:p>
+      <w:pPr>
+        <w:pStyle w:val="NormalWeb"/>
+        <w:rPr>
+          <w:rFonts w:ascii="Arial Nova" w:hAnsi="Arial Nova"/>
+          <w:lang w:val="en-US"/>
+        </w:rPr>
+      </w:pPr>
+      <w:r>
+        <w:rPr>
+          <w:rFonts w:ascii="Arial Nova" w:hAnsi="Arial Nova"/>
+          <w:sz w:val="22"/>
+          <w:szCs w:val="22"/>
+          <w:lang w:val="en-US"/>
+        </w:rPr>
+        <w:drawing>
+          <wp:inline distT="0" distB="0" distL="0" distR="0" wp14:anchorId="65475672" wp14:editId="7CCC3D96">
+            <wp:extent cx="6182672" cy="3519376"/>
+            <wp:effectExtent l="0" t="0" r="8890" b="5080"/>
+            <wp:docPr id="1814155925" name="Picture 5"/>
+            <wp:cNvGraphicFramePr>
+              <a:graphicFrameLocks xmlns:a="http://schemas.openxmlformats.org/drawingml/2006/main" noChangeAspect="1"/>
+            </wp:cNvGraphicFramePr>
+            <a:graphic xmlns:a="http://schemas.openxmlformats.org/drawingml/2006/main">
+              <a:graphicData uri="http://schemas.openxmlformats.org/drawingml/2006/picture">
+                <pic:pic xmlns:pic="http://schemas.openxmlformats.org/drawingml/2006/picture">
+                  <pic:nvPicPr>
+                    <pic:cNvPr id="0" name="Picture 5"/>
+                    <pic:cNvPicPr>
+                      <a:picLocks noChangeAspect="1" noChangeArrowheads="1"/>
+                    </pic:cNvPicPr>
+                  </pic:nvPicPr>
+                  <pic:blipFill>
+                    <a:blip r:embed="rId9" cstate="print">
+                      <a:extLst>
+                        <a:ext uri="{28A0092B-C50C-407E-A947-70E740481C1C}">
+                          <a14:useLocalDpi xmlns:a14="http://schemas.microsoft.com/office/drawing/2010/main" val="0"/>
+                        </a:ext>
+                      </a:extLst>
+                    </a:blip>
+                    <a:srcRect/>
+                    <a:stretch>
+                      <a:fillRect/>
+                    </a:stretch>
+                  </pic:blipFill>
+                  <pic:spPr bwMode="auto">
+                    <a:xfrm>
+                      <a:off x="0" y="0"/>
+                      <a:ext cx="6197106" cy="3527592"/>
+                    </a:xfrm>
+                    <a:prstGeom prst="rect">
+                      <a:avLst/>
+                    </a:prstGeom>
+                    <a:noFill/>
+                    <a:ln>
+                      <a:noFill/>
+                    </a:ln>
+                  </pic:spPr>
+                </pic:pic>
+              </a:graphicData>
+            </a:graphic>
+          </wp:inline>
+        </w:drawing>
+      </w:r>
+    </w:p>
+    <w:p>
+      <w:pPr>
+        <w:rPr>
+          <w:rFonts w:ascii="Arial Nova" w:hAnsi="Arial Nova"/>
+        </w:rPr>
+      </w:pPr>
+    </w:p>
+    <w:p>
+      <w:pPr>
+        <w:rPr>
+          <w:rFonts w:ascii="Arial Nova" w:hAnsi="Arial Nova"/>
+        </w:rPr>
+      </w:pPr>
+      <w:r>
+        <w:rPr>
+          <w:rFonts w:ascii="Arial Nova" w:hAnsi="Arial Nova"/>
+        </w:rPr>
+        <w:lastRenderedPageBreak/>
+        <w:drawing>
+          <wp:inline distT="0" distB="0" distL="0" distR="0" wp14:anchorId="42638C18" wp14:editId="00023E14">
+            <wp:extent cx="6039293" cy="3337743"/>
+            <wp:effectExtent l="0" t="0" r="0" b="0"/>
+            <wp:docPr id="7" name="Resim 6">
+              <a:extLst xmlns:a="http://schemas.openxmlformats.org/drawingml/2006/main">
+                <a:ext uri="{FF2B5EF4-FFF2-40B4-BE49-F238E27FC236}">
+                  <a16:creationId xmlns:a16="http://schemas.microsoft.com/office/drawing/2014/main" id="{6B699D1E-A5CA-90AD-C4E4-46B36F89236D}"/>
+                </a:ext>
+              </a:extLst>
+            </wp:docPr>
+            <wp:cNvGraphicFramePr>
+              <a:graphicFrameLocks xmlns:a="http://schemas.openxmlformats.org/drawingml/2006/main" noChangeAspect="1"/>
+            </wp:cNvGraphicFramePr>
+            <a:graphic xmlns:a="http://schemas.openxmlformats.org/drawingml/2006/main">
+              <a:graphicData uri="http://schemas.openxmlformats.org/drawingml/2006/picture">
+                <pic:pic xmlns:pic="http://schemas.openxmlformats.org/drawingml/2006/picture">
+                  <pic:nvPicPr>
+                    <pic:cNvPr id="7" name="Resim 6">
+                      <a:extLst>
+                        <a:ext uri="{FF2B5EF4-FFF2-40B4-BE49-F238E27FC236}">
+                          <a16:creationId xmlns:a16="http://schemas.microsoft.com/office/drawing/2014/main" id="{6B699D1E-A5CA-90AD-C4E4-46B36F89236D}"/>
+                        </a:ext>
+                      </a:extLst>
+                    </pic:cNvPr>
+                    <pic:cNvPicPr>
+                      <a:picLocks noChangeAspect="1"/>
+                    </pic:cNvPicPr>
+                  </pic:nvPicPr>
+                  <pic:blipFill>
+                    <a:blip r:embed="rId15"/>
+                    <a:stretch>
+                      <a:fillRect/>
+                    </a:stretch>
+                  </pic:blipFill>
+                  <pic:spPr>
+                    <a:xfrm>
+                      <a:off x="0" y="0"/>
+                      <a:ext cx="6077553" cy="3358888"/>
+                    </a:xfrm>
+                    <a:prstGeom prst="rect">
+                      <a:avLst/>
+                    </a:prstGeom>
+                  </pic:spPr>
+                </pic:pic>
+              </a:graphicData>
+            </a:graphic>
+          </wp:inline>
+        </w:drawing>
+      </w:r>
+      <w:r>
+        <w:rPr>
+          <w:rFonts w:ascii="Arial Nova" w:hAnsi="Arial Nova"/>
+        </w:rPr>
+        <w:drawing>
+          <wp:inline distT="0" distB="0" distL="0" distR="0" wp14:anchorId="71143212" wp14:editId="0A5DF769">
+            <wp:extent cx="2811439" cy="2255070"/>
+            <wp:effectExtent l="0" t="0" r="8255" b="0"/>
+            <wp:docPr id="4" name="Resim 3">
+              <a:extLst xmlns:a="http://schemas.openxmlformats.org/drawingml/2006/main">
+                <a:ext uri="{FF2B5EF4-FFF2-40B4-BE49-F238E27FC236}">
+                  <a16:creationId xmlns:a16="http://schemas.microsoft.com/office/drawing/2014/main" id="{A349DE74-7B0B-361A-83CE-73C5A575ADF6}"/>
+                </a:ext>
+              </a:extLst>
+            </wp:docPr>
+            <wp:cNvGraphicFramePr>
+              <a:graphicFrameLocks xmlns:a="http://schemas.openxmlformats.org/drawingml/2006/main" noChangeAspect="1"/>
+            </wp:cNvGraphicFramePr>
+            <a:graphic xmlns:a="http://schemas.openxmlformats.org/drawingml/2006/main">
+              <a:graphicData uri="http://schemas.openxmlformats.org/drawingml/2006/picture">
+                <pic:pic xmlns:pic="http://schemas.openxmlformats.org/drawingml/2006/picture">
+                  <pic:nvPicPr>
+                    <pic:cNvPr id="4" name="Resim 3">
+                      <a:extLst>
+                        <a:ext uri="{FF2B5EF4-FFF2-40B4-BE49-F238E27FC236}">
+                          <a16:creationId xmlns:a16="http://schemas.microsoft.com/office/drawing/2014/main" id="{A349DE74-7B0B-361A-83CE-73C5A575ADF6}"/>
+                        </a:ext>
+                      </a:extLst>
+                    </pic:cNvPr>
+                    <pic:cNvPicPr>
+                      <a:picLocks noChangeAspect="1"/>
+                    </pic:cNvPicPr>
+                  </pic:nvPicPr>
+                  <pic:blipFill>
+                    <a:blip r:embed="rId16"/>
+                    <a:srcRect l="5316" r="12711" b="-2"/>
+                    <a:stretch>
+                      <a:fillRect/>
+                    </a:stretch>
+                  </pic:blipFill>
+                  <pic:spPr>
+                    <a:xfrm>
+                      <a:off x="0" y="0"/>
+                      <a:ext cx="2850511" cy="2286410"/>
+                    </a:xfrm>
+                    <a:prstGeom prst="rect">
+                      <a:avLst/>
+                    </a:prstGeom>
+                    <a:noFill/>
+                    <a:ln>
+                      <a:noFill/>
+                    </a:ln>
+                  </pic:spPr>
+                </pic:pic>
+              </a:graphicData>
+            </a:graphic>
+          </wp:inline>
+        </w:drawing>
+      </w:r>
+      <w:r>
+        <w:t xml:space="preserve"> </w:t>
+      </w:r>
+      <w:r>
+        <w:rPr>
+          <w:rFonts w:ascii="Arial Nova" w:hAnsi="Arial Nova"/>
+        </w:rPr>
+        <w:drawing>
+          <wp:inline distT="0" distB="0" distL="0" distR="0" wp14:anchorId="41E09DA5" wp14:editId="0839D935">
+            <wp:extent cx="2388359" cy="2269828"/>
+            <wp:effectExtent l="0" t="0" r="0" b="0"/>
+            <wp:docPr id="1967978111" name="Resim 1"/>
+            <wp:cNvGraphicFramePr>
+              <a:graphicFrameLocks xmlns:a="http://schemas.openxmlformats.org/drawingml/2006/main" noChangeAspect="1"/>
+            </wp:cNvGraphicFramePr>
+            <a:graphic xmlns:a="http://schemas.openxmlformats.org/drawingml/2006/main">
+              <a:graphicData uri="http://schemas.openxmlformats.org/drawingml/2006/picture">
+                <pic:pic xmlns:pic="http://schemas.openxmlformats.org/drawingml/2006/picture">
+                  <pic:nvPicPr>
+                    <pic:cNvPr id="1967978111" name=""/>
+                    <pic:cNvPicPr/>
+                  </pic:nvPicPr>
+                  <pic:blipFill>
+                    <a:blip r:embed="rId17"/>
+                    <a:stretch>
+                      <a:fillRect/>
+                    </a:stretch>
+                  </pic:blipFill>
+                  <pic:spPr>
+                    <a:xfrm>
+                      <a:off x="0" y="0"/>
+                      <a:ext cx="2404141" cy="2284827"/>
+                    </a:xfrm>
+                    <a:prstGeom prst="rect">
+                      <a:avLst/>
+                    </a:prstGeom>
+                  </pic:spPr>
+                </pic:pic>
+              </a:graphicData>
+            </a:graphic>
+          </wp:inline>
+        </w:drawing>
+      </w:r>
+    </w:p>
+    <w:p>
+      <w:pPr>
+        <w:rPr>
+          <w:rFonts w:ascii="Arial Nova" w:hAnsi="Arial Nova"/>
+        </w:rPr>
+      </w:pPr>
+    </w:p>
+    <w:p>
+      <w:pPr>
+        <w:rPr>
+          <w:rFonts w:ascii="Arial Nova" w:hAnsi="Arial Nova"/>
+        </w:rPr>
+      </w:pPr>
+    </w:p>
+    <w:p>
+      <w:pPr>
+        <w:rPr>
+          <w:rFonts w:ascii="Arial Nova" w:hAnsi="Arial Nova"/>
+        </w:rPr>
+      </w:pPr>
+      <w:r>
+        <w:t xml:space="preserve">        </w:t>
+      </w:r>
+    </w:p>
+    <w:p>
+      <w:pPr>
+        <w:rPr>
+          <w:rFonts w:ascii="Arial Nova" w:hAnsi="Arial Nova"/>
+        </w:rPr>
+      </w:pPr>
+    </w:p>
     <w:sectPr>
       <w:pgSz w:w="11906" w:h="16838"/>
       <w:pgMar w:top="1417" w:right="1417" w:bottom="1417" w:left="1417" w:header="708" w:footer="708" w:gutter="0"/>
@@ -2423,6 +2908,119 @@
     </w:lvl>
   </w:abstractNum>
   <w:abstractNum w:abstractNumId="3" w15:restartNumberingAfterBreak="0">
+    <w:nsid w:val="1F9B3BE2"/>
+    <w:multiLevelType w:val="hybridMultilevel"/>
+    <w:tmpl w:val="AD5646E8"/>
+    <w:lvl w:ilvl="0" w:tplc="041F0001">
+      <w:start w:val="1"/>
+      <w:numFmt w:val="bullet"/>
+      <w:lvlText w:val=""/>
+      <w:lvlJc w:val="left"/>
+      <w:pPr>
+        <w:ind w:left="720" w:hanging="360"/>
+      </w:pPr>
+      <w:rPr>
+        <w:rFonts w:ascii="Symbol" w:hAnsi="Symbol" w:hint="default"/>
+      </w:rPr>
+    </w:lvl>
+    <w:lvl w:ilvl="1" w:tplc="041F0003" w:tentative="1">
+      <w:start w:val="1"/>
+      <w:numFmt w:val="bullet"/>
+      <w:lvlText w:val="o"/>
+      <w:lvlJc w:val="left"/>
+      <w:pPr>
+        <w:ind w:left="1440" w:hanging="360"/>
+      </w:pPr>
+      <w:rPr>
+        <w:rFonts w:ascii="Courier New" w:hAnsi="Courier New" w:cs="Courier New" w:hint="default"/>
+      </w:rPr>
+    </w:lvl>
+    <w:lvl w:ilvl="2" w:tplc="041F0005" w:tentative="1">
+      <w:start w:val="1"/>
+      <w:numFmt w:val="bullet"/>
+      <w:lvlText w:val=""/>
+      <w:lvlJc w:val="left"/>
+      <w:pPr>
+        <w:ind w:left="2160" w:hanging="360"/>
+      </w:pPr>
+      <w:rPr>
+        <w:rFonts w:ascii="Wingdings" w:hAnsi="Wingdings" w:hint="default"/>
+      </w:rPr>
+    </w:lvl>
+    <w:lvl w:ilvl="3" w:tplc="041F0001" w:tentative="1">
+      <w:start w:val="1"/>
+      <w:numFmt w:val="bullet"/>
+      <w:lvlText w:val=""/>
+      <w:lvlJc w:val="left"/>
+      <w:pPr>
+        <w:ind w:left="2880" w:hanging="360"/>
+      </w:pPr>
+      <w:rPr>
+        <w:rFonts w:ascii="Symbol" w:hAnsi="Symbol" w:hint="default"/>
+      </w:rPr>
+    </w:lvl>
+    <w:lvl w:ilvl="4" w:tplc="041F0003" w:tentative="1">
+      <w:start w:val="1"/>
+      <w:numFmt w:val="bullet"/>
+      <w:lvlText w:val="o"/>
+      <w:lvlJc w:val="left"/>
+      <w:pPr>
+        <w:ind w:left="3600" w:hanging="360"/>
+      </w:pPr>
+      <w:rPr>
+        <w:rFonts w:ascii="Courier New" w:hAnsi="Courier New" w:cs="Courier New" w:hint="default"/>
+      </w:rPr>
+    </w:lvl>
+    <w:lvl w:ilvl="5" w:tplc="041F0005" w:tentative="1">
+      <w:start w:val="1"/>
+      <w:numFmt w:val="bullet"/>
+      <w:lvlText w:val=""/>
+      <w:lvlJc w:val="left"/>
+      <w:pPr>
+        <w:ind w:left="4320" w:hanging="360"/>
+      </w:pPr>
+      <w:rPr>
+        <w:rFonts w:ascii="Wingdings" w:hAnsi="Wingdings" w:hint="default"/>
+      </w:rPr>
+    </w:lvl>
+    <w:lvl w:ilvl="6" w:tplc="041F0001" w:tentative="1">
+      <w:start w:val="1"/>
+      <w:numFmt w:val="bullet"/>
+      <w:lvlText w:val=""/>
+      <w:lvlJc w:val="left"/>
+      <w:pPr>
+        <w:ind w:left="5040" w:hanging="360"/>
+      </w:pPr>
+      <w:rPr>
+        <w:rFonts w:ascii="Symbol" w:hAnsi="Symbol" w:hint="default"/>
+      </w:rPr>
+    </w:lvl>
+    <w:lvl w:ilvl="7" w:tplc="041F0003" w:tentative="1">
+      <w:start w:val="1"/>
+      <w:numFmt w:val="bullet"/>
+      <w:lvlText w:val="o"/>
+      <w:lvlJc w:val="left"/>
+      <w:pPr>
+        <w:ind w:left="5760" w:hanging="360"/>
+      </w:pPr>
+      <w:rPr>
+        <w:rFonts w:ascii="Courier New" w:hAnsi="Courier New" w:cs="Courier New" w:hint="default"/>
+      </w:rPr>
+    </w:lvl>
+    <w:lvl w:ilvl="8" w:tplc="041F0005" w:tentative="1">
+      <w:start w:val="1"/>
+      <w:numFmt w:val="bullet"/>
+      <w:lvlText w:val=""/>
+      <w:lvlJc w:val="left"/>
+      <w:pPr>
+        <w:ind w:left="6480" w:hanging="360"/>
+      </w:pPr>
+      <w:rPr>
+        <w:rFonts w:ascii="Wingdings" w:hAnsi="Wingdings" w:hint="default"/>
+      </w:rPr>
+    </w:lvl>
+  </w:abstractNum>
+  <w:abstractNum w:abstractNumId="4" w15:restartNumberingAfterBreak="0">
     <w:nsid w:val="24CA1B95"/>
     <w:multiLevelType w:val="multilevel"/>
     <w:tmpl w:val="A23C6AC6"/>
@@ -2571,7 +3169,7 @@
       </w:rPr>
     </w:lvl>
   </w:abstractNum>
-  <w:abstractNum w:abstractNumId="4" w15:restartNumberingAfterBreak="0">
+  <w:abstractNum w:abstractNumId="5" w15:restartNumberingAfterBreak="0">
     <w:nsid w:val="2E484192"/>
     <w:multiLevelType w:val="multilevel"/>
     <w:tmpl w:val="69E267FA"/>
@@ -2720,7 +3318,7 @@
       </w:rPr>
     </w:lvl>
   </w:abstractNum>
-  <w:abstractNum w:abstractNumId="5" w15:restartNumberingAfterBreak="0">
+  <w:abstractNum w:abstractNumId="6" w15:restartNumberingAfterBreak="0">
     <w:nsid w:val="43DA4431"/>
     <w:multiLevelType w:val="multilevel"/>
     <w:tmpl w:val="B1F80806"/>
@@ -2869,7 +3467,7 @@
       </w:rPr>
     </w:lvl>
   </w:abstractNum>
-  <w:abstractNum w:abstractNumId="6" w15:restartNumberingAfterBreak="0">
+  <w:abstractNum w:abstractNumId="7" w15:restartNumberingAfterBreak="0">
     <w:nsid w:val="6DD6700A"/>
     <w:multiLevelType w:val="multilevel"/>
     <w:tmpl w:val="2474F956"/>
@@ -3019,7 +3617,7 @@
     </w:lvl>
   </w:abstractNum>
   <w:num w:numId="1" w16cid:durableId="901451775">
-    <w:abstractNumId w:val="4"/>
+    <w:abstractNumId w:val="5"/>
   </w:num>
   <w:num w:numId="2" w16cid:durableId="363212205">
     <w:abstractNumId w:val="2"/>
@@ -3028,16 +3626,19 @@
     <w:abstractNumId w:val="0"/>
   </w:num>
   <w:num w:numId="4" w16cid:durableId="1853446226">
-    <w:abstractNumId w:val="6"/>
+    <w:abstractNumId w:val="7"/>
   </w:num>
   <w:num w:numId="5" w16cid:durableId="1738866923">
-    <w:abstractNumId w:val="3"/>
+    <w:abstractNumId w:val="4"/>
   </w:num>
   <w:num w:numId="6" w16cid:durableId="531918562">
-    <w:abstractNumId w:val="5"/>
+    <w:abstractNumId w:val="6"/>
   </w:num>
   <w:num w:numId="7" w16cid:durableId="1479689531">
     <w:abstractNumId w:val="1"/>
+  </w:num>
+  <w:num w:numId="8" w16cid:durableId="1678115500">
+    <w:abstractNumId w:val="3"/>
   </w:num>
 </w:numbering>
 </file>
@@ -3648,6 +4249,7 @@
   <w:style w:type="character" w:default="1" w:styleId="VarsaylanParagrafYazTipi">
     <w:name w:val="Default Paragraph Font"/>
     <w:uiPriority w:val="1"/>
+    <w:semiHidden/>
     <w:unhideWhenUsed/>
   </w:style>
   <w:style w:type="table" w:default="1" w:styleId="NormalTablo">
@@ -3961,6 +4563,25 @@
       <w:spacing w:val="5"/>
     </w:rPr>
   </w:style>
+  <w:style w:type="paragraph" w:styleId="NormalWeb">
+    <w:name w:val="Normal (Web)"/>
+    <w:basedOn w:val="Normal"/>
+    <w:uiPriority w:val="99"/>
+    <w:semiHidden/>
+    <w:unhideWhenUsed/>
+    <w:rsid w:val="006A321D"/>
+    <w:pPr>
+      <w:spacing w:before="100" w:beforeAutospacing="1" w:after="100" w:afterAutospacing="1" w:line="240" w:lineRule="auto"/>
+    </w:pPr>
+    <w:rPr>
+      <w:rFonts w:ascii="Times New Roman" w:eastAsia="Times New Roman" w:hAnsi="Times New Roman" w:cs="Times New Roman"/>
+      <w:kern w:val="0"/>
+      <w:sz w:val="24"/>
+      <w:szCs w:val="24"/>
+      <w:lang w:val="tr-TR" w:eastAsia="tr-TR"/>
+      <w14:ligatures w14:val="none"/>
+    </w:rPr>
+  </w:style>
 </w:styles>
 </file>
 
